--- a/2026/Templates/SOP/ZTERS_SOP_Final_Template_v1.0.docx
+++ b/2026/Templates/SOP/ZTERS_SOP_Final_Template_v1.0.docx
@@ -326,6 +326,16 @@
     </w:p>
     <w:sdt>
       <w:sdtPr>
+        <w:rPr>
+          <w:rFonts w:ascii="Arial" w:eastAsiaTheme="minorHAnsi" w:hAnsi="Arial" w:cstheme="minorBidi"/>
+          <w:b w:val="0"/>
+          <w:caps w:val="0"/>
+          <w:color w:val="auto"/>
+          <w:kern w:val="2"/>
+          <w:sz w:val="22"/>
+          <w:szCs w:val="22"/>
+          <w14:ligatures w14:val="standardContextual"/>
+        </w:rPr>
         <w:id w:val="2113468854"/>
         <w:docPartObj>
           <w:docPartGallery w:val="Table of Contents"/>
@@ -334,15 +344,8 @@
       </w:sdtPr>
       <w:sdtEndPr>
         <w:rPr>
-          <w:rFonts w:ascii="Arial" w:eastAsiaTheme="minorHAnsi" w:hAnsi="Arial" w:cstheme="minorBidi"/>
           <w:bCs/>
-          <w:caps w:val="0"/>
           <w:noProof/>
-          <w:color w:val="auto"/>
-          <w:kern w:val="2"/>
-          <w:sz w:val="22"/>
-          <w:szCs w:val="22"/>
-          <w14:ligatures w14:val="standardContextual"/>
         </w:rPr>
       </w:sdtEndPr>
       <w:sdtContent>
@@ -4159,15 +4162,7 @@
         </w:rPr>
       </w:pPr>
       <w:r>
-        <w:t xml:space="preserve">Digital signature blocks below are formatted for </w:t>
-      </w:r>
-      <w:proofErr w:type="spellStart"/>
-      <w:r>
-        <w:t>DocuSign</w:t>
-      </w:r>
-      <w:proofErr w:type="spellEnd"/>
-      <w:r>
-        <w:t xml:space="preserve"> / Adobe Sign.</w:t>
+        <w:t>Digital signature blocks below are formatted for DocuSign / Adobe Sign.</w:t>
       </w:r>
     </w:p>
     <w:tbl>
@@ -4782,9 +4777,24 @@
         <w:sz w:val="12"/>
         <w:szCs w:val="12"/>
       </w:rPr>
-      <w:t xml:space="preserve">2025 </w:t>
+      <w:t>202</w:t>
     </w:r>
-    <w:proofErr w:type="spellStart"/>
+    <w:r>
+      <w:rPr>
+        <w:bCs/>
+        <w:sz w:val="12"/>
+        <w:szCs w:val="12"/>
+      </w:rPr>
+      <w:t>6</w:t>
+    </w:r>
+    <w:r>
+      <w:rPr>
+        <w:bCs/>
+        <w:sz w:val="12"/>
+        <w:szCs w:val="12"/>
+      </w:rPr>
+      <w:t xml:space="preserve"> </w:t>
+    </w:r>
     <w:r>
       <w:rPr>
         <w:sz w:val="12"/>
@@ -4792,7 +4802,6 @@
       </w:rPr>
       <w:t>ZTERS</w:t>
     </w:r>
-    <w:proofErr w:type="spellEnd"/>
     <w:r>
       <w:rPr>
         <w:sz w:val="12"/>
